--- a/DashRite - The Founders Council.docx
+++ b/DashRite - The Founders Council.docx
@@ -35,7 +35,7 @@
           <w:color w:val="1F3864"/>
           <w:rFonts w:ascii="Calibri" w:hAnsi="Calibri"/>
         </w:rPr>
-        <w:t xml:space="preserve">Thirty-eight lenses judge one decision.</w:t>
+        <w:t xml:space="preserve">Thirty-nine lenses judge one decision.</w:t>
       </w:r>
     </w:p>
     <w:p>
@@ -78,7 +78,7 @@
           <w:szCs w:val="22"/>
           <w:rFonts w:ascii="Calibri" w:hAnsi="Calibri"/>
         </w:rPr>
-        <w:t xml:space="preserve">Four numbers generate everything else on the board: a bank position of $3,790.08, a burn of roughly $210 a day, one client carrying the whole revenue line, and $24,000 of conversation in front of the firm. Read together they set eighteen days of runway, which is the red line the council is answering.</w:t>
+        <w:t xml:space="preserve">Four numbers generate everything else on the board: effective cash of $3,000.00, a burn of about $2,800 a month, one client carrying the whole revenue line, and no open deal in front of the firm. Read together they set about a month of runway, which is the red line the council is answering.</w:t>
       </w:r>
     </w:p>
     <w:p>
@@ -110,7 +110,7 @@
           <w:szCs w:val="22"/>
           <w:rFonts w:ascii="Calibri" w:hAnsi="Calibri"/>
         </w:rPr>
-        <w:t xml:space="preserve">The council is thirty-eight named lenses. Each lens is a way of judging a decision, drawn from a person known for judging that way. The names are labels for a method: capital stands for margin of safety, velocity for first-principles speed, the scoreboard for return on every dollar committed.</w:t>
+        <w:t xml:space="preserve">The council is thirty-nine named lenses. Each lens is a way of judging a decision, drawn from a person known for judging that way. The names are labels for a method: capital stands for margin of safety, velocity for first-principles speed, the scoreboard for return on every dollar committed.</w:t>
       </w:r>
     </w:p>
     <w:p>
@@ -124,7 +124,7 @@
           <w:szCs w:val="22"/>
           <w:rFonts w:ascii="Calibri" w:hAnsi="Calibri"/>
         </w:rPr>
-        <w:t xml:space="preserve">Nothing on the board is a statement by, a quotation from, or an endorsement by any person named. It is not a committee that debates in public, and it is not advice from outside the firm. It is a discipline. Before a decision is taken, it is put through thirty-eight tests that a single operator under pressure would otherwise skip.</w:t>
+        <w:t xml:space="preserve">Nothing on the board is a statement by, a quotation from, or an endorsement by any person named. It is not a committee that debates in public, and it is not advice from outside the firm. It is a discipline. Before a decision is taken, it is put through thirty-nine tests that a single operator under pressure would otherwise skip.</w:t>
       </w:r>
     </w:p>
     <w:p>
@@ -170,7 +170,7 @@
           <w:szCs w:val="22"/>
           <w:rFonts w:ascii="Calibri" w:hAnsi="Calibri"/>
         </w:rPr>
-        <w:t xml:space="preserve">Every lens carries a weight of ten or more, on a ten to twelve scale. That is a standing rule, and it applies to every board, every brief and every example built from here forward.</w:t>
+        <w:t xml:space="preserve">Every lens carries a weight of ten or more, on a ten to fifteen scale. That is a standing rule, and it applies to every board, every brief and every example built from here forward.</w:t>
       </w:r>
     </w:p>
     <w:p>
@@ -184,7 +184,7 @@
           <w:szCs w:val="22"/>
           <w:rFonts w:ascii="Calibri" w:hAnsi="Calibri"/>
         </w:rPr>
-        <w:t xml:space="preserve">The rule matters because the earlier scale ran from fractions up to ten, and a lens scored at 0.8 or 1.5 could be dismissed as a rounding error. On this standard no view is dismissible: each of the thirty-eight has to be answered before a decision is taken.</w:t>
+        <w:t xml:space="preserve">The rule matters because the earlier scale ran from fractions up to ten, and a lens scored at 0.8 or 1.5 could be dismissed as a rounding error. On this standard no view is dismissible: each of the thirty-nine has to be answered before a decision is taken.</w:t>
       </w:r>
     </w:p>
     <w:p>
@@ -198,7 +198,21 @@
           <w:szCs w:val="22"/>
           <w:rFonts w:ascii="Calibri" w:hAnsi="Calibri"/>
         </w:rPr>
-        <w:t xml:space="preserve">Ten is full standing. Eleven or twelve marks the lenses whose principle this week rewards most. Velocity and waste sit at twelve, because speed and half-finished work are the binding constraints while the runway reads eighteen days. Eleven is carried by the lenses that turn a single engagement into something repeatable.</w:t>
+        <w:t xml:space="preserve">Ten is full standing. Eleven or twelve marks the lenses whose principle this week rewards most. Velocity and Su’s roadmap sit at twelve, and eleven is carried by the lenses that turn a single engagement into something repeatable.</w:t>
+      </w:r>
+    </w:p>
+    <w:p>
+      <w:pPr>
+        <w:keepLines/>
+        <w:spacing w:before="0" w:after="140" w:line="276" w:lineRule="auto"/>
+      </w:pPr>
+      <w:r>
+        <w:rPr>
+          <w:sz w:val="22"/>
+          <w:szCs w:val="22"/>
+          <w:rFonts w:ascii="Calibri" w:hAnsi="Calibri"/>
+        </w:rPr>
+        <w:t xml:space="preserve">Five seats sit in a top band of fourteen and fifteen, because at this stage they are the lenses most likely to change a decision rather than confirm one: the firm has one client, about a month of runway, no second person, thirteen standalones built and an acquisitions build queued. Branson and Ohno sit at fifteen. Branson is the only seat that asks whether an offering exists because a customer was badly served, and Ohno’s call to finish half-built work before starting new work is the one reading that stops the queued build. Buffett sits at fourteen because about a month of runway is well short of the three-month reserve Capital asks for, so capital gates every commitment. Dell and Cuban sit at fourteen by the owner’s standing choice: the customer’s cash funds the growth, and only revenue fixes a revenue problem. The thirty-nine seats now carry four hundred and twenty-six of council weight.</w:t>
       </w:r>
     </w:p>
     <w:p>
@@ -230,7 +244,7 @@
           <w:color w:val="1F3864"/>
           <w:rFonts w:ascii="Calibri" w:hAnsi="Calibri"/>
         </w:rPr>
-        <w:t xml:space="preserve">3 · The thirty-eight lenses, by the ground they cover</w:t>
+        <w:t xml:space="preserve">3 · The thirty-nine lenses, by the ground they cover</w:t>
       </w:r>
     </w:p>
     <w:p>
@@ -640,7 +654,7 @@
           <w:szCs w:val="22"/>
           <w:rFonts w:ascii="Calibri" w:hAnsi="Calibri"/>
         </w:rPr>
-        <w:t xml:space="preserve">Six of the thirty-eight are gates rather than weights. They are marked in their collective line, and an unsatisfied gate stops a decision whatever the weighted total reads.</w:t>
+        <w:t xml:space="preserve">Six of the thirty-nine are gates rather than weights. They are marked in their collective line, and an unsatisfied gate stops a decision whatever the weighted total reads.</w:t>
       </w:r>
     </w:p>
     <w:p>
@@ -2996,21 +3010,83 @@
           <w:szCs w:val="22"/>
           <w:rFonts w:ascii="Calibri" w:hAnsi="Calibri"/>
         </w:rPr>
-        <w:t xml:space="preserve">•   With the others, it is the only seat that judges whether a plan was kept. Every other lens reads a number at a moment, so without this one a firm can score well across thirty-seven views while quietly abandoning the roadmap it published.</w:t>
-      </w:r>
-    </w:p>
-    <w:p>
-      <w:pPr>
-        <w:keepLines/>
-        <w:spacing w:before="0" w:after="120" w:line="276" w:lineRule="auto"/>
-      </w:pPr>
-      <w:r>
-        <w:rPr>
-          <w:sz w:val="22"/>
-          <w:szCs w:val="22"/>
-          <w:rFonts w:ascii="Calibri" w:hAnsi="Calibri"/>
-        </w:rPr>
-        <w:t xml:space="preserve">Read the roster as a division of labour rather than a list of admirers. Ten lenses argue for motion, eight argue for restraint, six hold the gates, and the remainder keep the work honest about the client. A decision that satisfies all thirty-eight is rarely the fastest one available, and it is almost always the one that survives the quarter.</w:t>
+        <w:t xml:space="preserve">•   With the others, it is the only seat that judges whether a plan was kept. Every other lens reads a number at a moment, so without this one a firm can score well across thirty-eight views while quietly abandoning the roadmap it published.</w:t>
+      </w:r>
+    </w:p>
+    <w:p>
+      <w:pPr>
+        <w:keepLines/>
+        <w:spacing w:before="200" w:after="50" w:line="276" w:lineRule="auto"/>
+        <w:keepNext/>
+      </w:pPr>
+      <w:r>
+        <w:rPr>
+          <w:b/>
+          <w:sz w:val="23"/>
+          <w:szCs w:val="23"/>
+          <w:color w:val="1F3864"/>
+          <w:rFonts w:ascii="Calibri" w:hAnsi="Calibri"/>
+        </w:rPr>
+        <w:t xml:space="preserve">39 · Richard Branson</w:t>
+      </w:r>
+    </w:p>
+    <w:p>
+      <w:pPr>
+        <w:keepLines/>
+        <w:keepNext/>
+        <w:spacing w:before="0" w:after="120" w:line="276" w:lineRule="auto"/>
+      </w:pPr>
+      <w:r>
+        <w:rPr>
+          <w:sz w:val="22"/>
+          <w:szCs w:val="22"/>
+          <w:rFonts w:ascii="Calibri" w:hAnsi="Calibri"/>
+        </w:rPr>
+        <w:t xml:space="preserve">Industry: Airlines, music, mobile and financial services. Company: Virgin Group, started as a mail-order record business and grown by entering markets where the incumbent treated customers badly, each venture small enough to survive being wrong.</w:t>
+      </w:r>
+    </w:p>
+    <w:p>
+      <w:pPr>
+        <w:keepLines/>
+        <w:spacing w:before="0" w:after="80" w:line="276" w:lineRule="auto"/>
+        <w:ind w:left="280"/>
+      </w:pPr>
+      <w:r>
+        <w:rPr>
+          <w:sz w:val="22"/>
+          <w:szCs w:val="22"/>
+          <w:rFonts w:ascii="Calibri" w:hAnsi="Calibri"/>
+        </w:rPr>
+        <w:t xml:space="preserve">•   On its own, it asks whether each offering exists because a customer was badly served or only because it was easy to add, whether each open bet would survive being wrong, and whether the brand is earning trust or being spent.</w:t>
+      </w:r>
+    </w:p>
+    <w:p>
+      <w:pPr>
+        <w:keepLines/>
+        <w:spacing w:before="0" w:after="80" w:line="276" w:lineRule="auto"/>
+        <w:ind w:left="280"/>
+      </w:pPr>
+      <w:r>
+        <w:rPr>
+          <w:sz w:val="22"/>
+          <w:szCs w:val="22"/>
+          <w:rFonts w:ascii="Calibri" w:hAnsi="Calibri"/>
+        </w:rPr>
+        <w:t xml:space="preserve">•   With the others, it is the only seat that questions the catalogue rather than the delivery: Cathy judges the offer and Ohno the work in hand, while this seat asks whether the next offering, standalone or acquisition should exist at all.</w:t>
+      </w:r>
+    </w:p>
+    <w:p>
+      <w:pPr>
+        <w:keepLines/>
+        <w:spacing w:before="0" w:after="120" w:line="276" w:lineRule="auto"/>
+      </w:pPr>
+      <w:r>
+        <w:rPr>
+          <w:sz w:val="22"/>
+          <w:szCs w:val="22"/>
+          <w:rFonts w:ascii="Calibri" w:hAnsi="Calibri"/>
+        </w:rPr>
+        <w:t xml:space="preserve">Read the roster as a division of labour rather than a list of admirers. Ten lenses argue for motion, nine argue for restraint, six hold the gates, and the remainder keep the work honest about the client. A decision that satisfies all thirty-nine is rarely the fastest one available, and it is almost always the one that survives the quarter.</w:t>
       </w:r>
     </w:p>
     <w:p>
@@ -3056,7 +3132,7 @@
           <w:szCs w:val="22"/>
           <w:rFonts w:ascii="Calibri" w:hAnsi="Calibri"/>
         </w:rPr>
-        <w:t xml:space="preserve">These four capabilities apply to all thirty-eight without exception, and they are checked before the weighted total is read.</w:t>
+        <w:t xml:space="preserve">These four capabilities apply to all thirty-nine without exception, and they are checked before the weighted total is read.</w:t>
       </w:r>
     </w:p>
     <w:p>
@@ -3828,7 +3904,7 @@
           <w:szCs w:val="22"/>
           <w:rFonts w:ascii="Calibri" w:hAnsi="Calibri"/>
         </w:rPr>
-        <w:t xml:space="preserve">•   Are we profitable on paper? Paper profit reads about $1,200, but $890 of burn is untracked, so the books and the bank do not yet agree. Source: the accounting file. Next step: reconcile against the $3,790.08 bank balance.</w:t>
+        <w:t xml:space="preserve">•   Are we profitable on paper? The books show a net loss of $1,555.92 on $3,000.00 of revenue, and the trial balance ties at $7,555.92. Source: the ledger. Next step: reconcile account 1000, whose stored balance field reads $0.00 against $3,000.00 of effective cash.</w:t>
       </w:r>
     </w:p>
     <w:p>
@@ -3843,7 +3919,7 @@
           <w:szCs w:val="22"/>
           <w:rFonts w:ascii="Calibri" w:hAnsi="Calibri"/>
         </w:rPr>
-        <w:t xml:space="preserve">•   How long can we operate? Eighteen days at $210 a day, which is the red line on the board. Source: the bank. Next step: land client two inside a week and the runway extends to roughly eight weeks.</w:t>
+        <w:t xml:space="preserve">•   How long can we operate? About a month: $3,000.00 against a burn of $2,800.38 a month, which is the red line on the board. Source: the ledger. Next step: land client two at the average invoice of $1,500 and the runway extends to about 1.6 months.</w:t>
       </w:r>
     </w:p>
     <w:p>
@@ -3858,7 +3934,7 @@
           <w:szCs w:val="22"/>
           <w:rFonts w:ascii="Calibri" w:hAnsi="Calibri"/>
         </w:rPr>
-        <w:t xml:space="preserve">•   What is coming, honestly? $24,000 of conversation, which is $8,000 once weighted at a one-in-three win rate, with client two about seventy per cent ready. Source: the client records. Next step: move client two to a verbal yes and drop the written proposal.</w:t>
+        <w:t xml:space="preserve">•   What is coming, honestly? No open deal is on file, so the pipeline reads $0 raw and $0 weighted. Source: the client records. Next step: name the targets and log the first proposal.</w:t>
       </w:r>
     </w:p>
     <w:p>
@@ -3873,7 +3949,7 @@
           <w:szCs w:val="22"/>
           <w:rFonts w:ascii="Calibri" w:hAnsi="Calibri"/>
         </w:rPr>
-        <w:t xml:space="preserve">•   What leaves the account next? $1,240 falls due within five days, being $890 of payroll and $350 of infrastructure. Source: bills and the card. Next step: defer the infrastructure, leaving $890 to cover.</w:t>
+        <w:t xml:space="preserve">•   What leaves the account next? $78 falls due within five days for the Broward County local business tax, $138 is due to Florida Sunbiz on 1 May 2027, and the card carries $2,572.66. Source: bills and the card. Next step: pay the $78 on time; the card balance is the larger call on cash.</w:t>
       </w:r>
     </w:p>
     <w:p>
@@ -3981,7 +4057,7 @@
           <w:szCs w:val="22"/>
           <w:rFonts w:ascii="Calibri" w:hAnsi="Calibri"/>
         </w:rPr>
-        <w:t xml:space="preserve">•   Reach, the fourth test. Delivery is still one to one with nothing reused, and revenue per person reads $89,000 against a $250,000 target.</w:t>
+        <w:t xml:space="preserve">•   Reach, the fourth test. Delivery is still one to one with nothing reused, and revenue per person reads $3,000 so far this year against a $250,000 target.</w:t>
       </w:r>
     </w:p>
     <w:p>
@@ -4014,7 +4090,7 @@
           <w:szCs w:val="22"/>
           <w:rFonts w:ascii="Calibri" w:hAnsi="Calibri"/>
         </w:rPr>
-        <w:t xml:space="preserve">•   Starting cash on hand: $3,790.</w:t>
+        <w:t xml:space="preserve">•   Starting effective cash: $3,000.</w:t>
       </w:r>
     </w:p>
     <w:p>
@@ -4029,7 +4105,7 @@
           <w:szCs w:val="22"/>
           <w:rFonts w:ascii="Calibri" w:hAnsi="Calibri"/>
         </w:rPr>
-        <w:t xml:space="preserve">•   Client two pays: an increase of $8,000.</w:t>
+        <w:t xml:space="preserve">•   Client two pays at the average invoice: an increase of $1,500.</w:t>
       </w:r>
     </w:p>
     <w:p>
@@ -4044,7 +4120,7 @@
           <w:szCs w:val="22"/>
           <w:rFonts w:ascii="Calibri" w:hAnsi="Calibri"/>
         </w:rPr>
-        <w:t xml:space="preserve">•   Bills falling due: a reduction of $1,240, and payroll a further $890.</w:t>
+        <w:t xml:space="preserve">•   Broward County, local business tax: a reduction of $78.</w:t>
       </w:r>
     </w:p>
     <w:p>
@@ -4059,7 +4135,7 @@
           <w:szCs w:val="22"/>
           <w:rFonts w:ascii="Calibri" w:hAnsi="Calibri"/>
         </w:rPr>
-        <w:t xml:space="preserve">•   Cost of moving faster: a reduction of $200.</w:t>
+        <w:t xml:space="preserve">•   Card payable: a reduction of $2,573.</w:t>
       </w:r>
     </w:p>
     <w:p>
@@ -4074,22 +4150,7 @@
           <w:szCs w:val="22"/>
           <w:rFonts w:ascii="Calibri" w:hAnsi="Calibri"/>
         </w:rPr>
-        <w:t xml:space="preserve">•   Packaged work sold once more: an increase of $2,500.</w:t>
-      </w:r>
-    </w:p>
-    <w:p>
-      <w:pPr>
-        <w:keepLines/>
-        <w:spacing w:before="0" w:after="90" w:line="276" w:lineRule="auto"/>
-        <w:ind w:left="280"/>
-      </w:pPr>
-      <w:r>
-        <w:rPr>
-          <w:sz w:val="22"/>
-          <w:szCs w:val="22"/>
-          <w:rFonts w:ascii="Calibri" w:hAnsi="Calibri"/>
-        </w:rPr>
-        <w:t xml:space="preserve">•   Ending cash: about $11,960.</w:t>
+        <w:t xml:space="preserve">•   Ending effective cash: about $1,849, read from the ledger as of 28 September 2026.</w:t>
       </w:r>
     </w:p>
     <w:p>
@@ -4135,7 +4196,7 @@
           <w:szCs w:val="22"/>
           <w:rFonts w:ascii="Calibri" w:hAnsi="Calibri"/>
         </w:rPr>
-        <w:t xml:space="preserve">On the live figures the council is unanimous: land client two this week as a packaged, reusable piece of work. Eighteen days of runway is not room to rebuild, one client carrying the whole book is the real risk, and work already delivered is the cheapest thing left to sell. The weighted score reads 768, clearing every threshold rather than scraping past one.</w:t>
+        <w:t xml:space="preserve">On the live figures fifteen of the thirty-nine lenses back the verdict: land client two this week as a packaged, reusable piece of work. About a month of runway is not room to rebuild, one client carrying the whole book is the real risk, and work already delivered is the cheapest thing left to sell. The weighted score reads 768, clearing every threshold rather than scraping past one.</w:t>
       </w:r>
     </w:p>
     <w:p>
@@ -4195,7 +4256,7 @@
           <w:szCs w:val="22"/>
           <w:rFonts w:ascii="Calibri" w:hAnsi="Calibri"/>
         </w:rPr>
-        <w:t xml:space="preserve">The view. Thirty-eight lenses is the point at which industry blind spots close. Food, logistics, controls, transition, manufacturing, sales and design each now have a seat, so no client conversation begins from an unexamined assumption.</w:t>
+        <w:t xml:space="preserve">The view. Thirty-nine lenses is the point at which industry blind spots close. Food, logistics, controls, transition, manufacturing, sales and design each now have a seat, so no client conversation begins from an unexamined assumption.</w:t>
       </w:r>
     </w:p>
     <w:p>
@@ -4252,7 +4313,7 @@
           <w:color w:val="5A5F72"/>
           <w:rFonts w:ascii="Calibri" w:hAnsi="Calibri"/>
         </w:rPr>
-        <w:t xml:space="preserve">Live position as at 27 September 2026, from the accounting file, the bank, the client records and the time log. Weighting standard: every lens carries ten or more, on a ten to twelve scale.</w:t>
+        <w:t xml:space="preserve">Live position as at 28 September 2026, read from the Dash ledger at build time: the accounting file, the client records and the time log. Weighting standard: every lens carries ten or more, on a ten to fifteen scale, with the top five at fourteen or fifteen.</w:t>
       </w:r>
     </w:p>
     <w:p>

--- a/DashRite - The Founders Council.docx
+++ b/DashRite - The Founders Council.docx
@@ -35,7 +35,7 @@
           <w:color w:val="1F3864"/>
           <w:rFonts w:ascii="Calibri" w:hAnsi="Calibri"/>
         </w:rPr>
-        <w:t xml:space="preserve">Thirty-nine lenses judge one decision.</w:t>
+        <w:t xml:space="preserve">Forty lenses judge one decision.</w:t>
       </w:r>
     </w:p>
     <w:p>
@@ -110,7 +110,7 @@
           <w:szCs w:val="22"/>
           <w:rFonts w:ascii="Calibri" w:hAnsi="Calibri"/>
         </w:rPr>
-        <w:t xml:space="preserve">The council is thirty-nine named lenses. Each lens is a way of judging a decision, drawn from a person known for judging that way. The names are labels for a method: capital stands for margin of safety, velocity for first-principles speed, the scoreboard for return on every dollar committed.</w:t>
+        <w:t xml:space="preserve">The council is forty named lenses. Each lens is a way of judging a decision, drawn from a person known for judging that way. The names are labels for a method: capital stands for margin of safety, velocity for first-principles speed, the scoreboard for return on every dollar committed.</w:t>
       </w:r>
     </w:p>
     <w:p>
@@ -124,7 +124,7 @@
           <w:szCs w:val="22"/>
           <w:rFonts w:ascii="Calibri" w:hAnsi="Calibri"/>
         </w:rPr>
-        <w:t xml:space="preserve">Nothing on the board is a statement by, a quotation from, or an endorsement by any person named. It is not a committee that debates in public, and it is not advice from outside the firm. It is a discipline. Before a decision is taken, it is put through thirty-nine tests that a single operator under pressure would otherwise skip.</w:t>
+        <w:t xml:space="preserve">Nothing on the board is a statement by, a quotation from, or an endorsement by any person named. It is not a committee that debates in public, and it is not advice from outside the firm. It is a discipline. Before a decision is taken, it is put through forty tests that a single operator under pressure would otherwise skip.</w:t>
       </w:r>
     </w:p>
     <w:p>
@@ -184,7 +184,7 @@
           <w:szCs w:val="22"/>
           <w:rFonts w:ascii="Calibri" w:hAnsi="Calibri"/>
         </w:rPr>
-        <w:t xml:space="preserve">The rule matters because the earlier scale ran from fractions up to ten, and a lens scored at 0.8 or 1.5 could be dismissed as a rounding error. On this standard no view is dismissible: each of the thirty-nine has to be answered before a decision is taken.</w:t>
+        <w:t xml:space="preserve">The rule matters because the earlier scale ran from fractions up to ten, and a lens scored at 0.8 or 1.5 could be dismissed as a rounding error. On this standard no view is dismissible: each of the forty has to be answered before a decision is taken.</w:t>
       </w:r>
     </w:p>
     <w:p>
@@ -212,7 +212,7 @@
           <w:szCs w:val="22"/>
           <w:rFonts w:ascii="Calibri" w:hAnsi="Calibri"/>
         </w:rPr>
-        <w:t xml:space="preserve">Five seats sit in a top band of fourteen and fifteen, because at this stage they are the lenses most likely to change a decision rather than confirm one: the firm has one client, about a month of runway, no second person, thirteen standalones built and an acquisitions build queued. Branson and Ohno sit at fifteen. Branson is the only seat that asks whether an offering exists because a customer was badly served, and Ohno’s call to finish half-built work before starting new work is the one reading that stops the queued build. Buffett sits at fourteen because about a month of runway is well short of the three-month reserve Capital asks for, so capital gates every commitment. Dell and Cuban sit at fourteen by the owner’s standing choice: the customer’s cash funds the growth, and only revenue fixes a revenue problem. The thirty-nine seats now carry four hundred and twenty-six of council weight.</w:t>
+        <w:t xml:space="preserve">Five seats sit in a top band of fourteen and fifteen, because at this stage they are the lenses most likely to change a decision rather than confirm one: the firm has one client, about a month of runway, no second person, thirteen standalones built and an acquisitions build queued. Branson and Ohno sit at fifteen. Branson is the only seat that asks whether an offering exists because a customer was badly served, and Ohno’s call to finish half-built work before starting new work is the one reading that stops the queued build. Buffett sits at fourteen because about a month of runway is well short of the three-month reserve Capital asks for, so capital gates every commitment. Dell and Cuban sit at fourteen by the owner’s standing choice: the customer’s cash funds the growth, and only revenue fixes a revenue problem. The forty seats now carry four hundred and thirty-six of council weight.</w:t>
       </w:r>
     </w:p>
     <w:p>
@@ -244,7 +244,7 @@
           <w:color w:val="1F3864"/>
           <w:rFonts w:ascii="Calibri" w:hAnsi="Calibri"/>
         </w:rPr>
-        <w:t xml:space="preserve">3 · The thirty-nine lenses, by the ground they cover</w:t>
+        <w:t xml:space="preserve">3 · The forty lenses, by the ground they cover</w:t>
       </w:r>
     </w:p>
     <w:p>
@@ -654,7 +654,7 @@
           <w:szCs w:val="22"/>
           <w:rFonts w:ascii="Calibri" w:hAnsi="Calibri"/>
         </w:rPr>
-        <w:t xml:space="preserve">Six of the thirty-nine are gates rather than weights. They are marked in their collective line, and an unsatisfied gate stops a decision whatever the weighted total reads.</w:t>
+        <w:t xml:space="preserve">Six of the forty are gates rather than weights. They are marked in their collective line, and an unsatisfied gate stops a decision whatever the weighted total reads.</w:t>
       </w:r>
     </w:p>
     <w:p>
@@ -3010,7 +3010,7 @@
           <w:szCs w:val="22"/>
           <w:rFonts w:ascii="Calibri" w:hAnsi="Calibri"/>
         </w:rPr>
-        <w:t xml:space="preserve">•   With the others, it is the only seat that judges whether a plan was kept. Every other lens reads a number at a moment, so without this one a firm can score well across thirty-eight views while quietly abandoning the roadmap it published.</w:t>
+        <w:t xml:space="preserve">•   With the others, it is the only seat that judges whether a plan was kept. Every other lens reads a number at a moment, so without this one a firm can score well across thirty-nine views while quietly abandoning the roadmap it published.</w:t>
       </w:r>
     </w:p>
     <w:p>
@@ -3078,15 +3078,77 @@
     <w:p>
       <w:pPr>
         <w:keepLines/>
-        <w:spacing w:before="0" w:after="120" w:line="276" w:lineRule="auto"/>
-      </w:pPr>
-      <w:r>
-        <w:rPr>
-          <w:sz w:val="22"/>
-          <w:szCs w:val="22"/>
-          <w:rFonts w:ascii="Calibri" w:hAnsi="Calibri"/>
-        </w:rPr>
-        <w:t xml:space="preserve">Read the roster as a division of labour rather than a list of admirers. Ten lenses argue for motion, nine argue for restraint, six hold the gates, and the remainder keep the work honest about the client. A decision that satisfies all thirty-nine is rarely the fastest one available, and it is almost always the one that survives the quarter.</w:t>
+        <w:spacing w:before="200" w:after="50" w:line="276" w:lineRule="auto"/>
+        <w:keepNext/>
+      </w:pPr>
+      <w:r>
+        <w:rPr>
+          <w:b/>
+          <w:sz w:val="23"/>
+          <w:szCs w:val="23"/>
+          <w:color w:val="1F3864"/>
+          <w:rFonts w:ascii="Calibri" w:hAnsi="Calibri"/>
+        </w:rPr>
+        <w:t xml:space="preserve">40 · Sara Blakely</w:t>
+      </w:r>
+    </w:p>
+    <w:p>
+      <w:pPr>
+        <w:keepLines/>
+        <w:keepNext/>
+        <w:spacing w:before="0" w:after="120" w:line="276" w:lineRule="auto"/>
+      </w:pPr>
+      <w:r>
+        <w:rPr>
+          <w:sz w:val="22"/>
+          <w:szCs w:val="22"/>
+          <w:rFonts w:ascii="Calibri" w:hAnsi="Calibri"/>
+        </w:rPr>
+        <w:t xml:space="preserve">Industry: Retail and consumer-product innovation, starting from zero. Company: Spanx. Built the idea at night while selling fax machines door to door, with no business-school background, heard “no” for two years while getting the idea off the ground, and became a billionaire founder.</w:t>
+      </w:r>
+    </w:p>
+    <w:p>
+      <w:pPr>
+        <w:keepLines/>
+        <w:spacing w:before="0" w:after="80" w:line="276" w:lineRule="auto"/>
+        <w:ind w:left="280"/>
+      </w:pPr>
+      <w:r>
+        <w:rPr>
+          <w:sz w:val="22"/>
+          <w:szCs w:val="22"/>
+          <w:rFonts w:ascii="Calibri" w:hAnsi="Calibri"/>
+        </w:rPr>
+        <w:t xml:space="preserve">•   On its own, it asks whether every “no” was recorded with its reason, how long the firm took from first contact to first paid work, whether ownership is being protected, and whether the product is earning its own buyers or the firm is paying for them.</w:t>
+      </w:r>
+    </w:p>
+    <w:p>
+      <w:pPr>
+        <w:keepLines/>
+        <w:spacing w:before="0" w:after="80" w:line="276" w:lineRule="auto"/>
+        <w:ind w:left="280"/>
+      </w:pPr>
+      <w:r>
+        <w:rPr>
+          <w:sz w:val="22"/>
+          <w:szCs w:val="22"/>
+          <w:rFonts w:ascii="Calibri" w:hAnsi="Calibri"/>
+        </w:rPr>
+        <w:t xml:space="preserve">•   With the others, it is the only seat that reads rejection as an input: the market lens counts touches and Bettger counts conversations, while this seat asks whether each answer was kept, so a campaign cannot spend its asks and learn nothing.</w:t>
+      </w:r>
+    </w:p>
+    <w:p>
+      <w:pPr>
+        <w:keepLines/>
+        <w:spacing w:before="0" w:after="120" w:line="276" w:lineRule="auto"/>
+      </w:pPr>
+      <w:r>
+        <w:rPr>
+          <w:sz w:val="22"/>
+          <w:szCs w:val="22"/>
+          <w:rFonts w:ascii="Calibri" w:hAnsi="Calibri"/>
+        </w:rPr>
+        <w:t xml:space="preserve">Read the roster as a division of labour rather than a list of admirers. Ten lenses argue for motion, nine argue for restraint, six hold the gates, and the remainder keep the work honest about the client. A decision that satisfies all forty is rarely the fastest one available, and it is almost always the one that survives the quarter.</w:t>
       </w:r>
     </w:p>
     <w:p>
@@ -3132,7 +3194,7 @@
           <w:szCs w:val="22"/>
           <w:rFonts w:ascii="Calibri" w:hAnsi="Calibri"/>
         </w:rPr>
-        <w:t xml:space="preserve">These four capabilities apply to all thirty-nine without exception, and they are checked before the weighted total is read.</w:t>
+        <w:t xml:space="preserve">These four capabilities apply to all forty without exception, and they are checked before the weighted total is read.</w:t>
       </w:r>
     </w:p>
     <w:p>
@@ -3848,6 +3910,21 @@
     <w:p>
       <w:pPr>
         <w:keepLines/>
+        <w:spacing w:before="0" w:after="80" w:line="276" w:lineRule="auto"/>
+        <w:ind w:left="280"/>
+      </w:pPr>
+      <w:r>
+        <w:rPr>
+          <w:sz w:val="22"/>
+          <w:szCs w:val="22"/>
+          <w:rFonts w:ascii="Calibri" w:hAnsi="Calibri"/>
+        </w:rPr>
+        <w:t xml:space="preserve">•   Blakely · rejection is data — Rejection logging: it records why each “no” happened, then reads the reasons before the next ask.</w:t>
+      </w:r>
+    </w:p>
+    <w:p>
+      <w:pPr>
+        <w:keepLines/>
         <w:spacing w:before="0" w:after="120" w:line="276" w:lineRule="auto"/>
       </w:pPr>
       <w:r>
@@ -4196,7 +4273,7 @@
           <w:szCs w:val="22"/>
           <w:rFonts w:ascii="Calibri" w:hAnsi="Calibri"/>
         </w:rPr>
-        <w:t xml:space="preserve">On the live figures fifteen of the thirty-nine lenses back the verdict: land client two this week as a packaged, reusable piece of work. About a month of runway is not room to rebuild, one client carrying the whole book is the real risk, and work already delivered is the cheapest thing left to sell. The weighted score reads 768, clearing every threshold rather than scraping past one.</w:t>
+        <w:t xml:space="preserve">On the live figures sixteen of the forty lenses back the verdict: land client two this week as a packaged, reusable piece of work. About a month of runway is not room to rebuild, one client carrying the whole book is the real risk, and work already delivered is the cheapest thing left to sell. The weighted score reads 768, clearing every threshold rather than scraping past one.</w:t>
       </w:r>
     </w:p>
     <w:p>
@@ -4256,7 +4333,7 @@
           <w:szCs w:val="22"/>
           <w:rFonts w:ascii="Calibri" w:hAnsi="Calibri"/>
         </w:rPr>
-        <w:t xml:space="preserve">The view. Thirty-nine lenses is the point at which industry blind spots close. Food, logistics, controls, transition, manufacturing, sales and design each now have a seat, so no client conversation begins from an unexamined assumption.</w:t>
+        <w:t xml:space="preserve">The view. Forty lenses is the point at which industry blind spots close. Food, logistics, controls, transition, manufacturing, sales and design each now have a seat, so no client conversation begins from an unexamined assumption.</w:t>
       </w:r>
     </w:p>
     <w:p>

--- a/DashRite - The Founders Council.docx
+++ b/DashRite - The Founders Council.docx
@@ -50,7 +50,7 @@
           <w:color w:val="5A5F72"/>
           <w:rFonts w:ascii="Calibri" w:hAnsi="Calibri"/>
         </w:rPr>
-        <w:t xml:space="preserve">DashRite Advisory LLC · 27 September 2026 · companion to the Founders Team board · every lens weighted 10 or above</w:t>
+        <w:t xml:space="preserve">DashRite Advisory LLC · 30 September 2026 · companion to the Founders Team board · every lens weighted 10 or above</w:t>
       </w:r>
     </w:p>
     <w:p>
@@ -78,7 +78,7 @@
           <w:szCs w:val="22"/>
           <w:rFonts w:ascii="Calibri" w:hAnsi="Calibri"/>
         </w:rPr>
-        <w:t xml:space="preserve">Four numbers generate everything else on the board: effective cash of $3,000.00, a burn of about $2,800 a month, one client carrying the whole revenue line, and no open deal in front of the firm. Read together they set about a month of runway, which is the red line the council is answering.</w:t>
+        <w:t xml:space="preserve">Four numbers generate everything else on the board: effective cash of $0.00, a burn of $2,661.44 a month, one client carrying the whole revenue line, and no open deal in front of the firm. Read together they set 0.0 months of runway, because cash covers nothing, and that is the red line the council is answering.</w:t>
       </w:r>
     </w:p>
     <w:p>
@@ -212,7 +212,7 @@
           <w:szCs w:val="22"/>
           <w:rFonts w:ascii="Calibri" w:hAnsi="Calibri"/>
         </w:rPr>
-        <w:t xml:space="preserve">Five seats sit in a top band of fourteen and fifteen, because at this stage they are the lenses most likely to change a decision rather than confirm one: the firm has one client, about a month of runway, no second person, thirteen standalones built and an acquisitions build queued. Branson and Ohno sit at fifteen. Branson is the only seat that asks whether an offering exists because a customer was badly served, and Ohno’s call to finish half-built work before starting new work is the one reading that stops the queued build. Buffett sits at fourteen because about a month of runway is well short of the three-month reserve Capital asks for, so capital gates every commitment. Dell and Cuban sit at fourteen by the owner’s standing choice: the customer’s cash funds the growth, and only revenue fixes a revenue problem. The forty seats now carry four hundred and thirty-six of council weight.</w:t>
+        <w:t xml:space="preserve">Five seats sit in a top band of fourteen and fifteen, because at this stage they are the lenses most likely to change a decision rather than confirm one: the firm has one client, 0.0 months of runway, no second person, thirteen standalones built and an acquisitions build queued. Branson and Ohno sit at fifteen. Branson is the only seat that asks whether an offering exists because a customer was badly served, and Ohno’s call to finish half-built work before starting new work is the one reading that stops the queued build. Buffett sits at fourteen because 0.0 months of runway is nowhere near the three-month reserve Capital asks for, so capital gates every commitment. Dell and Cuban sit at fourteen by the owner’s standing choice: the customer’s cash funds the growth, and only revenue fixes a revenue problem. The forty seats now carry four hundred and thirty-six of council weight.</w:t>
       </w:r>
     </w:p>
     <w:p>
@@ -3919,6 +3919,51 @@
           <w:szCs w:val="22"/>
           <w:rFonts w:ascii="Calibri" w:hAnsi="Calibri"/>
         </w:rPr>
+        <w:t xml:space="preserve">•   Dell · sell direct, customer funds growth — Cash-cycle timing: it checks whether the customer’s payment arrives before the suppliers are paid, and how long finished work sits unbilled against the time it took to build.</w:t>
+      </w:r>
+    </w:p>
+    <w:p>
+      <w:pPr>
+        <w:keepLines/>
+        <w:spacing w:before="0" w:after="80" w:line="276" w:lineRule="auto"/>
+        <w:ind w:left="280"/>
+      </w:pPr>
+      <w:r>
+        <w:rPr>
+          <w:sz w:val="22"/>
+          <w:szCs w:val="22"/>
+          <w:rFonts w:ascii="Calibri" w:hAnsi="Calibri"/>
+        </w:rPr>
+        <w:t xml:space="preserve">•   Su · hard roadmap, kept for years — Milestone accounting: it counts the stated milestones actually met against the plan that was set, and asks whether share is won on the product or bought with a discount.</w:t>
+      </w:r>
+    </w:p>
+    <w:p>
+      <w:pPr>
+        <w:keepLines/>
+        <w:spacing w:before="0" w:after="80" w:line="276" w:lineRule="auto"/>
+        <w:ind w:left="280"/>
+      </w:pPr>
+      <w:r>
+        <w:rPr>
+          <w:sz w:val="22"/>
+          <w:szCs w:val="22"/>
+          <w:rFonts w:ascii="Calibri" w:hAnsi="Calibri"/>
+        </w:rPr>
+        <w:t xml:space="preserve">•   Branson · serve the badly served, bet small — Bet bounding: it asks whether each offering exists because a customer was badly served, and whether each open bet is small enough to survive being wrong.</w:t>
+      </w:r>
+    </w:p>
+    <w:p>
+      <w:pPr>
+        <w:keepLines/>
+        <w:spacing w:before="0" w:after="80" w:line="276" w:lineRule="auto"/>
+        <w:ind w:left="280"/>
+      </w:pPr>
+      <w:r>
+        <w:rPr>
+          <w:sz w:val="22"/>
+          <w:szCs w:val="22"/>
+          <w:rFonts w:ascii="Calibri" w:hAnsi="Calibri"/>
+        </w:rPr>
         <w:t xml:space="preserve">•   Blakely · rejection is data — Rejection logging: it records why each “no” happened, then reads the reasons before the next ask.</w:t>
       </w:r>
     </w:p>
@@ -3981,7 +4026,7 @@
           <w:szCs w:val="22"/>
           <w:rFonts w:ascii="Calibri" w:hAnsi="Calibri"/>
         </w:rPr>
-        <w:t xml:space="preserve">•   Are we profitable on paper? The books show a net loss of $1,555.92 on $3,000.00 of revenue, and the trial balance ties at $7,555.92. Source: the ledger. Next step: reconcile account 1000, whose stored balance field reads $0.00 against $3,000.00 of effective cash.</w:t>
+        <w:t xml:space="preserve">•   Are we profitable on paper? The books show a net loss of $1,555.92 on $3,000.00 of revenue, and the trial balance ties at $4,555.92. Source: the ledger. Next step: open a business bank account, because without one client payments post as owner draws.</w:t>
       </w:r>
     </w:p>
     <w:p>
@@ -3996,7 +4041,7 @@
           <w:szCs w:val="22"/>
           <w:rFonts w:ascii="Calibri" w:hAnsi="Calibri"/>
         </w:rPr>
-        <w:t xml:space="preserve">•   How long can we operate? About a month: $3,000.00 against a burn of $2,800.38 a month, which is the red line on the board. Source: the ledger. Next step: land client two at the average invoice of $1,500 and the runway extends to about 1.6 months.</w:t>
+        <w:t xml:space="preserve">•   How long can we operate? Nothing: $0.00 of effective cash against a burn of $2,661.44 a month, so runway reads 0.0 months, which is the red line on the board. Source: the ledger. Next step: land client two at the average invoice of $1,500; with no business bank account on file, that payment posts as an owner draw and business cash stays at $0.00 until an account exists.</w:t>
       </w:r>
     </w:p>
     <w:p>
@@ -4026,7 +4071,7 @@
           <w:szCs w:val="22"/>
           <w:rFonts w:ascii="Calibri" w:hAnsi="Calibri"/>
         </w:rPr>
-        <w:t xml:space="preserve">•   What leaves the account next? $78 falls due within five days for the Broward County local business tax, $138 is due to Florida Sunbiz on 1 May 2027, and the card carries $2,572.66. Source: bills and the card. Next step: pay the $78 on time; the card balance is the larger call on cash.</w:t>
+        <w:t xml:space="preserve">•   What leaves the account next? $78 falls due within five days for the Broward County local business tax, and $138 is due to Florida Sunbiz on 1 May 2027. Card charges are owner-paid; no company card or card liability exists, so the card balance is $0.00. Source: bills and the card. Next step: pay the $78 on time.</w:t>
       </w:r>
     </w:p>
     <w:p>
@@ -4158,81 +4203,6 @@
     <w:p>
       <w:pPr>
         <w:keepLines/>
-        <w:spacing w:before="0" w:after="90" w:line="276" w:lineRule="auto"/>
-        <w:ind w:left="280"/>
-      </w:pPr>
-      <w:r>
-        <w:rPr>
-          <w:sz w:val="22"/>
-          <w:szCs w:val="22"/>
-          <w:rFonts w:ascii="Calibri" w:hAnsi="Calibri"/>
-        </w:rPr>
-        <w:t xml:space="preserve">•   Starting effective cash: $3,000.</w:t>
-      </w:r>
-    </w:p>
-    <w:p>
-      <w:pPr>
-        <w:keepLines/>
-        <w:spacing w:before="0" w:after="90" w:line="276" w:lineRule="auto"/>
-        <w:ind w:left="280"/>
-      </w:pPr>
-      <w:r>
-        <w:rPr>
-          <w:sz w:val="22"/>
-          <w:szCs w:val="22"/>
-          <w:rFonts w:ascii="Calibri" w:hAnsi="Calibri"/>
-        </w:rPr>
-        <w:t xml:space="preserve">•   Client two pays at the average invoice: an increase of $1,500.</w:t>
-      </w:r>
-    </w:p>
-    <w:p>
-      <w:pPr>
-        <w:keepLines/>
-        <w:spacing w:before="0" w:after="90" w:line="276" w:lineRule="auto"/>
-        <w:ind w:left="280"/>
-      </w:pPr>
-      <w:r>
-        <w:rPr>
-          <w:sz w:val="22"/>
-          <w:szCs w:val="22"/>
-          <w:rFonts w:ascii="Calibri" w:hAnsi="Calibri"/>
-        </w:rPr>
-        <w:t xml:space="preserve">•   Broward County, local business tax: a reduction of $78.</w:t>
-      </w:r>
-    </w:p>
-    <w:p>
-      <w:pPr>
-        <w:keepLines/>
-        <w:spacing w:before="0" w:after="90" w:line="276" w:lineRule="auto"/>
-        <w:ind w:left="280"/>
-      </w:pPr>
-      <w:r>
-        <w:rPr>
-          <w:sz w:val="22"/>
-          <w:szCs w:val="22"/>
-          <w:rFonts w:ascii="Calibri" w:hAnsi="Calibri"/>
-        </w:rPr>
-        <w:t xml:space="preserve">•   Card payable: a reduction of $2,573.</w:t>
-      </w:r>
-    </w:p>
-    <w:p>
-      <w:pPr>
-        <w:keepLines/>
-        <w:spacing w:before="0" w:after="90" w:line="276" w:lineRule="auto"/>
-        <w:ind w:left="280"/>
-      </w:pPr>
-      <w:r>
-        <w:rPr>
-          <w:sz w:val="22"/>
-          <w:szCs w:val="22"/>
-          <w:rFonts w:ascii="Calibri" w:hAnsi="Calibri"/>
-        </w:rPr>
-        <w:t xml:space="preserve">•   Ending effective cash: about $1,849, read from the ledger as of 28 September 2026.</w:t>
-      </w:r>
-    </w:p>
-    <w:p>
-      <w:pPr>
-        <w:keepLines/>
         <w:spacing w:before="0" w:after="140" w:line="276" w:lineRule="auto"/>
       </w:pPr>
       <w:r>
@@ -4241,7 +4211,7 @@
           <w:szCs w:val="22"/>
           <w:rFonts w:ascii="Calibri" w:hAnsi="Calibri"/>
         </w:rPr>
-        <w:t xml:space="preserve">Read the sequence rather than the total. The two positive lines are the whole argument, and only one of them requires new hours to be worked.</w:t>
+        <w:t xml:space="preserve">No business bank account is on file, so client payments post as owner draws and business cash stays at $0.00. There is no business-cash path to show until an account exists. Read from the ledger as of 30 September 2026.</w:t>
       </w:r>
     </w:p>
     <w:p>
@@ -4273,7 +4243,7 @@
           <w:szCs w:val="22"/>
           <w:rFonts w:ascii="Calibri" w:hAnsi="Calibri"/>
         </w:rPr>
-        <w:t xml:space="preserve">On the live figures sixteen of the forty lenses back the verdict: land client two this week as a packaged, reusable piece of work. About a month of runway is not room to rebuild, one client carrying the whole book is the real risk, and work already delivered is the cheapest thing left to sell. The weighted score reads 768, clearing every threshold rather than scraping past one.</w:t>
+        <w:t xml:space="preserve">On the live figures sixteen of the forty lenses back the verdict: land client two this week as a packaged, reusable piece of work. With 0.0 months of runway there is no room to rebuild, one client carrying the whole book is the real risk, and work already delivered is the cheapest thing left to sell. The weighted score reads 768, clearing every threshold rather than scraping past one.</w:t>
       </w:r>
     </w:p>
     <w:p>
@@ -4390,7 +4360,7 @@
           <w:color w:val="5A5F72"/>
           <w:rFonts w:ascii="Calibri" w:hAnsi="Calibri"/>
         </w:rPr>
-        <w:t xml:space="preserve">Live position as at 28 September 2026, read from the Dash ledger at build time: the accounting file, the client records and the time log. Weighting standard: every lens carries ten or more, on a ten to fifteen scale, with the top five at fourteen or fifteen.</w:t>
+        <w:t xml:space="preserve">Live position as at 30 September 2026, read from the Dash ledger at build time: the accounting file, the client records and the time log. Weighting standard: every lens carries ten or more, on a ten to fifteen scale, with the top five at fourteen or fifteen.</w:t>
       </w:r>
     </w:p>
     <w:p>

--- a/DashRite - The Founders Council.docx
+++ b/DashRite - The Founders Council.docx
@@ -4086,7 +4086,7 @@
           <w:szCs w:val="22"/>
           <w:rFonts w:ascii="Calibri" w:hAnsi="Calibri"/>
         </w:rPr>
-        <w:t xml:space="preserve">•   What does a dollar of revenue cost? Eighty-seven cents of delivery for every dollar earned, against about thirty-two cents if the handoffs were removed. Source: the time log. Next step: one owner per deliverable rather than two.</w:t>
+        <w:t xml:space="preserve">•   What does a dollar of revenue cost? Not measured: the chart of accounts has no cost-of-delivery account, and none of the five time entries are logged as billable client work, so the cost of a revenue dollar cannot be read and no figure is shown. Source: the chart of accounts and the time log. Next step: log client hours as billable, so delivery cost can be read.</w:t>
       </w:r>
     </w:p>
     <w:p>
@@ -4101,7 +4101,7 @@
           <w:szCs w:val="22"/>
           <w:rFonts w:ascii="Calibri" w:hAnsi="Calibri"/>
         </w:rPr>
-        <w:t xml:space="preserve">•   Can we actually win client two? Twenty-two per cent across the board, but client two repeats a pattern already won, so call it sixty-five per cent. Source: the sales log. Next step: send a recorded walkthrough and a working template within two days.</w:t>
+        <w:t xml:space="preserve">•   Can we actually win client two? Blind: no deal is on file, so Dash has no win-rate data and no odds are shown as a number. Source: the client records. Next step: send a recorded walkthrough and a working template within two days.</w:t>
       </w:r>
     </w:p>
     <w:p>
@@ -4134,7 +4134,7 @@
           <w:szCs w:val="22"/>
           <w:rFonts w:ascii="Calibri" w:hAnsi="Calibri"/>
         </w:rPr>
-        <w:t xml:space="preserve">•   Speed, the first test. The build-and-learn loop takes ninety-six hours against a target under forty-eight. Removing the proposal step recovers about sixteen hours on its own.</w:t>
+        <w:t xml:space="preserve">•   Speed, the first test. The learning loop itself is not recorded. Build time is: the one invoice with a start and a delivery date ran two days, from 2 September 2026 to 4 September 2026.</w:t>
       </w:r>
     </w:p>
     <w:p>
@@ -4164,7 +4164,7 @@
           <w:szCs w:val="22"/>
           <w:rFonts w:ascii="Calibri" w:hAnsi="Calibri"/>
         </w:rPr>
-        <w:t xml:space="preserve">•   Truth, the third test. Ninety-four per cent of figures trace to the bank. The open anomaly is payables, up about a third week on week, and it is the first thing to reconcile.</w:t>
+        <w:t xml:space="preserve">•   Truth, the third test. Not measured: no business bank account is on file, so no figure can trace to a bank. The trial balance ties at $4,555.92. The open anomaly is payables, up about a third week on week, and it is the first thing to reconcile.</w:t>
       </w:r>
     </w:p>
     <w:p>
@@ -4243,7 +4243,7 @@
           <w:szCs w:val="22"/>
           <w:rFonts w:ascii="Calibri" w:hAnsi="Calibri"/>
         </w:rPr>
-        <w:t xml:space="preserve">On the live figures sixteen of the forty lenses back the verdict: land client two this week as a packaged, reusable piece of work. With 0.0 months of runway there is no room to rebuild, one client carrying the whole book is the real risk, and work already delivered is the cheapest thing left to sell. The weighted score reads 768, clearing every threshold rather than scraping past one.</w:t>
+        <w:t xml:space="preserve">On the live figures sixteen of the forty lenses back the verdict: land client two this week as a packaged, reusable piece of work. With 0.0 months of runway there is no room to rebuild, one client carrying the whole book is the real risk, and work already delivered is the cheapest thing left to sell. No weighted score is quoted: Dash measures agreement by council weight, one hundred and seventy-three of four hundred and thirty-six, and sets no threshold for it.</w:t>
       </w:r>
     </w:p>
     <w:p>
@@ -4257,7 +4257,7 @@
           <w:szCs w:val="22"/>
           <w:rFonts w:ascii="Calibri" w:hAnsi="Calibri"/>
         </w:rPr>
-        <w:t xml:space="preserve">The fourteen added lenses sharpen that same call rather than change it. Waste says finish the half-built work before starting anything new. The standard unit says fix the delivery unit so handoffs stop costing eighty-seven cents on the dollar. Following the entry says trace the payables spike before quoting it. One true thing says cut the message to the claim that survives delivery.</w:t>
+        <w:t xml:space="preserve">The fourteen added lenses sharpen that same call rather than change it. Waste says finish the half-built work before starting anything new. The standard unit says fix the delivery unit and count its handoffs. Following the entry says trace the payables spike before quoting it. One true thing says cut the message to the claim that survives delivery.</w:t>
       </w:r>
     </w:p>
     <w:p>

--- a/DashRite - The Founders Council.docx
+++ b/DashRite - The Founders Council.docx
@@ -4149,7 +4149,7 @@
           <w:szCs w:val="22"/>
           <w:rFonts w:ascii="Calibri" w:hAnsi="Calibri"/>
         </w:rPr>
-        <w:t xml:space="preserve">•   Leverage, the second test. Fifteen per cent of revenue repeats. Hours grow in a straight line, while a packaged method grows without adding any.</w:t>
+        <w:t xml:space="preserve">•   Leverage, the second test. Fifty per cent of revenue repeats: $1,500 of the $3,000 collected came from a buyer who had already paid once. Hours grow in a straight line, while a packaged method grows without adding any.</w:t>
       </w:r>
     </w:p>
     <w:p>
@@ -4164,7 +4164,7 @@
           <w:szCs w:val="22"/>
           <w:rFonts w:ascii="Calibri" w:hAnsi="Calibri"/>
         </w:rPr>
-        <w:t xml:space="preserve">•   Truth, the third test. Not measured: no business bank account is on file, so no figure can trace to a bank. The trial balance ties at $4,555.92. The open anomaly is payables, up about a third week on week, and it is the first thing to reconcile.</w:t>
+        <w:t xml:space="preserve">•   Truth, the third test. Not measured: no business bank account is on file, so no figure can trace to a bank. The trial balance ties at $4,555.92. The payables trend is blind: two payables are on file and no weekly history is kept, so no week-on-week change is shown.</w:t>
       </w:r>
     </w:p>
     <w:p>
@@ -4257,7 +4257,7 @@
           <w:szCs w:val="22"/>
           <w:rFonts w:ascii="Calibri" w:hAnsi="Calibri"/>
         </w:rPr>
-        <w:t xml:space="preserve">The fourteen added lenses sharpen that same call rather than change it. Waste says finish the half-built work before starting anything new. The standard unit says fix the delivery unit and count its handoffs. Following the entry says trace the payables spike before quoting it. One true thing says cut the message to the claim that survives delivery.</w:t>
+        <w:t xml:space="preserve">The fourteen added lenses sharpen that same call rather than change it. Waste says finish the half-built work before starting anything new. The standard unit says fix the delivery unit and count its handoffs. Following the entry says trace every unexplained entry before quoting it. One true thing says cut the message to the claim that survives delivery.</w:t>
       </w:r>
     </w:p>
     <w:p>

--- a/DashRite - The Founders Council.docx
+++ b/DashRite - The Founders Council.docx
@@ -50,7 +50,7 @@
           <w:color w:val="5A5F72"/>
           <w:rFonts w:ascii="Calibri" w:hAnsi="Calibri"/>
         </w:rPr>
-        <w:t xml:space="preserve">DashRite Advisory LLC · 30 September 2026 · companion to the Founders Team board · every lens weighted 10 or above</w:t>
+        <w:t xml:space="preserve">DashRite Advisory LLC · 1 October 2026 · companion to the Founders Team board · every lens weighted 10 or above</w:t>
       </w:r>
     </w:p>
     <w:p>
@@ -78,7 +78,7 @@
           <w:szCs w:val="22"/>
           <w:rFonts w:ascii="Calibri" w:hAnsi="Calibri"/>
         </w:rPr>
-        <w:t xml:space="preserve">Four numbers generate everything else on the board: effective cash of $0.00, a burn of $2,661.44 a month, one client carrying the whole revenue line, and no open deal in front of the firm. Read together they set 0.0 months of runway, because cash covers nothing, and that is the red line the council is answering.</w:t>
+        <w:t xml:space="preserve">Four numbers generate everything else on the board: effective cash of $0.00, a burn of $2,635.87 a month as of 1 October 2026 (burn recomputes daily), one client carrying the whole revenue line, and no open deal in front of the firm. Read together they set 0.0 months of runway, because cash covers nothing, and that is the red line the council is answering.</w:t>
       </w:r>
     </w:p>
     <w:p>
@@ -226,7 +226,7 @@
           <w:szCs w:val="22"/>
           <w:rFonts w:ascii="Calibri" w:hAnsi="Calibri"/>
         </w:rPr>
-        <w:t xml:space="preserve">Six lenses are read as gates rather than weights: truth, containment, trust, independence, following the entry, and questioning the too-smooth number. If any one of them is unsatisfied, the decision does not proceed, whatever the total says. That replaces the old ability of a single lens to veto by scoring near zero, which the floor of ten removed.</w:t>
+        <w:t xml:space="preserve">Six lenses are read as gates rather than weights: truth, containment, trust, independence, following the entry, and questioning the too-smooth number. If any one of them is unsatisfied, the decision does not proceed, whatever the total says. That replaces the old ability of a single lens to veto by scoring near zero, which the floor of ten removed. These gates are a council convention. Dash does not enforce or measure them; it weights every lens, including these, by council weight and track record.</w:t>
       </w:r>
     </w:p>
     <w:p>
@@ -613,6 +613,97 @@
     </w:p>
     <w:p>
       <w:pPr>
+        <w:keepLines/>
+        <w:spacing w:before="180" w:after="60" w:line="276" w:lineRule="auto"/>
+        <w:keepNext/>
+      </w:pPr>
+      <w:r>
+        <w:rPr>
+          <w:b/>
+          <w:sz w:val="23"/>
+          <w:szCs w:val="23"/>
+          <w:color w:val="1F3864"/>
+          <w:rFonts w:ascii="Calibri" w:hAnsi="Calibri"/>
+        </w:rPr>
+        <w:t xml:space="preserve">Added after the fourteen</w:t>
+      </w:r>
+    </w:p>
+    <w:p>
+      <w:pPr>
+        <w:keepLines/>
+        <w:spacing w:before="0" w:after="140" w:line="276" w:lineRule="auto"/>
+      </w:pPr>
+      <w:r>
+        <w:rPr>
+          <w:sz w:val="22"/>
+          <w:szCs w:val="22"/>
+          <w:rFonts w:ascii="Calibri" w:hAnsi="Calibri"/>
+        </w:rPr>
+        <w:t xml:space="preserve">Four more seats were added later, bringing the council to forty. Dash holds no question text for these four, so each line gives the app’s own label, weight, the two leading indicators it watches and what it reads.</w:t>
+      </w:r>
+    </w:p>
+    <w:p>
+      <w:pPr>
+        <w:keepLines/>
+        <w:spacing w:before="0" w:after="90" w:line="276" w:lineRule="auto"/>
+        <w:ind w:left="280"/>
+      </w:pPr>
+      <w:r>
+        <w:rPr>
+          <w:sz w:val="22"/>
+          <w:szCs w:val="22"/>
+          <w:rFonts w:ascii="Calibri" w:hAnsi="Calibri"/>
+        </w:rPr>
+        <w:t xml:space="preserve">•   Sell direct, customer funds growth (Dell, weight 14). It watches the cash conversion cycle and open estimates with no deposit recorded. It reads invoices, payables, referrals, time entries, partners and estimates.</w:t>
+      </w:r>
+    </w:p>
+    <w:p>
+      <w:pPr>
+        <w:keepLines/>
+        <w:spacing w:before="0" w:after="90" w:line="276" w:lineRule="auto"/>
+        <w:ind w:left="280"/>
+      </w:pPr>
+      <w:r>
+        <w:rPr>
+          <w:sz w:val="22"/>
+          <w:szCs w:val="22"/>
+          <w:rFonts w:ascii="Calibri" w:hAnsi="Calibri"/>
+        </w:rPr>
+        <w:t xml:space="preserve">•   Hard roadmap, kept for years (Su, weight 12). It watches stated milestones met and discounts as a share of revenue. It reads objectives, the CTO roadmap, estimates and the chart of accounts. Blind today: plan continuity, because no saved snapshot records the plan.</w:t>
+      </w:r>
+    </w:p>
+    <w:p>
+      <w:pPr>
+        <w:keepLines/>
+        <w:spacing w:before="0" w:after="90" w:line="276" w:lineRule="auto"/>
+        <w:ind w:left="280"/>
+      </w:pPr>
+      <w:r>
+        <w:rPr>
+          <w:sz w:val="22"/>
+          <w:szCs w:val="22"/>
+          <w:rFonts w:ascii="Calibri" w:hAnsi="Calibri"/>
+        </w:rPr>
+        <w:t xml:space="preserve">•   Serve the badly served, bet small (Branson, weight 15). It watches offering families with a paying or signed customer and trust confirmations earned from paying clients. It reads estimates, contacts, invoices, decisions, commitments, feedback, referrals, signatures and client requests. Blind today: standalone demand, because the client-request log does not resolve.</w:t>
+      </w:r>
+    </w:p>
+    <w:p>
+      <w:pPr>
+        <w:keepLines/>
+        <w:spacing w:before="0" w:after="90" w:line="276" w:lineRule="auto"/>
+        <w:ind w:left="280"/>
+      </w:pPr>
+      <w:r>
+        <w:rPr>
+          <w:sz w:val="22"/>
+          <w:szCs w:val="22"/>
+          <w:rFonts w:ascii="Calibri" w:hAnsi="Calibri"/>
+        </w:rPr>
+        <w:t xml:space="preserve">•   Rejection is data (Blakely, weight 10). It watches the reason field on estimates and deals and collected revenue from repeat buyers. It reads estimates, deals, the hot list, contacts, invoices, referrals, the chart of accounts and ownership records. Blind today: rejection as data, start before ready and ownership.</w:t>
+      </w:r>
+    </w:p>
+    <w:p>
+      <w:pPr>
         <w:pageBreakBefore/>
         <w:keepLines/>
         <w:spacing w:before="280" w:after="100" w:line="276" w:lineRule="auto"/>
@@ -1832,7 +1923,7 @@
           <w:szCs w:val="22"/>
           <w:rFonts w:ascii="Calibri" w:hAnsi="Calibri"/>
         </w:rPr>
-        <w:t xml:space="preserve">•   With the others, it serves as a gate on integrity, ahead of any revenue argument.</w:t>
+        <w:t xml:space="preserve">•   With the others, it puts the client’s interest ahead of any revenue argument. In Dash this seat is Client interest first, at weight 11.</w:t>
       </w:r>
     </w:p>
     <w:p>
@@ -3104,7 +3195,7 @@
           <w:szCs w:val="22"/>
           <w:rFonts w:ascii="Calibri" w:hAnsi="Calibri"/>
         </w:rPr>
-        <w:t xml:space="preserve">Industry: Retail and consumer-product innovation, starting from zero. Company: Spanx. Built the idea at night while selling fax machines door to door, with no business-school background, heard “no” for two years while getting the idea off the ground, and became a billionaire founder.</w:t>
+        <w:t xml:space="preserve">Industry: blind. Company: no company record is on file in Dash, so none is given here. In Dash this seat is Rejection is data, at weight 10. It reads estimates, deals, the hot list, contacts, invoices, referrals, the chart of accounts and ownership records. Blind today: no estimate or deal carries a reason field, no client record carries a dated first contact, and no record holds an ownership share or a holder, so rejection as data, start before ready and ownership are not scored.</w:t>
       </w:r>
     </w:p>
     <w:p>
@@ -3148,7 +3239,7 @@
           <w:szCs w:val="22"/>
           <w:rFonts w:ascii="Calibri" w:hAnsi="Calibri"/>
         </w:rPr>
-        <w:t xml:space="preserve">Read the roster as a division of labour rather than a list of admirers. Ten lenses argue for motion, nine argue for restraint, six hold the gates, and the remainder keep the work honest about the client. A decision that satisfies all forty is rarely the fastest one available, and it is almost always the one that survives the quarter.</w:t>
+        <w:t xml:space="preserve">Read the roster as a division of labour rather than a list of admirers. A decision that satisfies all forty is rarely the fastest one available, and it is almost always the one that survives the quarter.</w:t>
       </w:r>
     </w:p>
     <w:p>
@@ -3324,20 +3415,6 @@
     <w:p>
       <w:pPr>
         <w:keepLines/>
-        <w:spacing w:before="0" w:after="120" w:line="276" w:lineRule="auto"/>
-      </w:pPr>
-      <w:r>
-        <w:rPr>
-          <w:sz w:val="22"/>
-          <w:szCs w:val="22"/>
-          <w:rFonts w:ascii="Calibri" w:hAnsi="Calibri"/>
-        </w:rPr>
-        <w:t xml:space="preserve">One caution. Calibration rewards being right, which quietly rewards caution, so the six gates are exempt from it. Integrity is not a forecast, and a gate must never be able to trade its standing for a good record.</w:t>
-      </w:r>
-    </w:p>
-    <w:p>
-      <w:pPr>
-        <w:keepLines/>
         <w:pageBreakBefore/>
         <w:keepNext/>
         <w:spacing w:before="280" w:after="100" w:line="276" w:lineRule="auto"/>
@@ -3649,7 +3726,7 @@
           <w:szCs w:val="22"/>
           <w:rFonts w:ascii="Calibri" w:hAnsi="Calibri"/>
         </w:rPr>
-        <w:t xml:space="preserve">•   Bower · the professional standard — Fee-independence checking: it asks whether the same advice would be given if nobody were paying for it.</w:t>
+        <w:t xml:space="preserve">•   Bower · client interest first — Fee-independence checking: it asks whether the same advice would be given if nobody were paying for it.</w:t>
       </w:r>
     </w:p>
     <w:p>
@@ -4041,7 +4118,7 @@
           <w:szCs w:val="22"/>
           <w:rFonts w:ascii="Calibri" w:hAnsi="Calibri"/>
         </w:rPr>
-        <w:t xml:space="preserve">•   How long can we operate? Nothing: $0.00 of effective cash against a burn of $2,661.44 a month, so runway reads 0.0 months, which is the red line on the board. Source: the ledger. Next step: land client two at the average invoice of $1,500; with no business bank account on file, that payment posts as an owner draw and business cash stays at $0.00 until an account exists.</w:t>
+        <w:t xml:space="preserve">•   How long can we operate? Nothing: $0.00 of effective cash against a burn of $2,635.87 a month as of 1 October 2026, so runway reads 0.0 months, which is the red line on the board. Source: the ledger. Next step: land client two at the average invoice of $1,500; with no business bank account on file, that payment posts as an owner draw and business cash stays at $0.00 until an account exists.</w:t>
       </w:r>
     </w:p>
     <w:p>
@@ -4071,7 +4148,7 @@
           <w:szCs w:val="22"/>
           <w:rFonts w:ascii="Calibri" w:hAnsi="Calibri"/>
         </w:rPr>
-        <w:t xml:space="preserve">•   What leaves the account next? $78 falls due within five days for the Broward County local business tax, and $138 is due to Florida Sunbiz on 1 May 2027. Card charges are owner-paid; no company card or card liability exists, so the card balance is $0.00. Source: bills and the card. Next step: pay the $78 on time.</w:t>
+        <w:t xml:space="preserve">•   What leaves the account next? $78 to Broward County for the local business tax was due 30 September 2026 and is overdue. The other payable is $138 to Florida Sunbiz, due 1 May 2027. Card charges are owner-paid; no company card or card liability exists, so the card balance is $0.00. Source: bills and the card. Next step: pay the overdue $78 now.</w:t>
       </w:r>
     </w:p>
     <w:p>
@@ -4211,7 +4288,7 @@
           <w:szCs w:val="22"/>
           <w:rFonts w:ascii="Calibri" w:hAnsi="Calibri"/>
         </w:rPr>
-        <w:t xml:space="preserve">No business bank account is on file, so client payments post as owner draws and business cash stays at $0.00. There is no business-cash path to show until an account exists. Read from the ledger as of 30 September 2026.</w:t>
+        <w:t xml:space="preserve">No business bank account is on file, so client payments post as owner draws and business cash stays at $0.00. There is no business-cash path to show until an account exists. Read from the ledger as of 1 October 2026.</w:t>
       </w:r>
     </w:p>
     <w:p>
@@ -4345,7 +4422,7 @@
           <w:szCs w:val="22"/>
           <w:rFonts w:ascii="Calibri" w:hAnsi="Calibri"/>
         </w:rPr>
-        <w:t xml:space="preserve">The insight. Two of the fourteen are gates rather than weights, and that is the real gain. A council that can be outvoted on integrity is a committee; one that cannot is a standard.</w:t>
+        <w:t xml:space="preserve">The insight. A council that can be outvoted on integrity is a committee; one that cannot is a standard.</w:t>
       </w:r>
     </w:p>
     <w:p>
@@ -4360,7 +4437,7 @@
           <w:color w:val="5A5F72"/>
           <w:rFonts w:ascii="Calibri" w:hAnsi="Calibri"/>
         </w:rPr>
-        <w:t xml:space="preserve">Live position as at 30 September 2026, read from the Dash ledger at build time: the accounting file, the client records and the time log. Weighting standard: every lens carries ten or more, on a ten to fifteen scale, with the top five at fourteen or fifteen.</w:t>
+        <w:t xml:space="preserve">Live position as at 1 October 2026, read from the Dash ledger at build time: the accounting file, the client records and the time log. Weighting standard: every lens carries ten or more, on a ten to fifteen scale, with the top five at fourteen or fifteen.</w:t>
       </w:r>
     </w:p>
     <w:p>
